--- a/final_report.docx
+++ b/final_report.docx
@@ -44,13 +44,13 @@
         </w:p>
       </w:sdtContent>
     </w:sdt>
-    <w:bookmarkStart w:id="19" w:name="sec-product-framing"/>
+    <w:bookmarkStart w:id="19" w:name="sec-project-overview"/>
     <w:p>
       <w:pPr>
         <w:pStyle w:val="Heading1"/>
       </w:pPr>
       <w:r>
-        <w:t xml:space="preserve">1. Product Framing</w:t>
+        <w:t xml:space="preserve">1. Project Overview</w:t>
       </w:r>
     </w:p>
     <w:bookmarkStart w:id="9" w:name="research-rationale"/>
